--- a/(e)CRF/Per protocolnaam/47_Ulcus-vervolgformulier.docx
+++ b/(e)CRF/Per protocolnaam/47_Ulcus-vervolgformulier.docx
@@ -16,7 +16,7 @@
           <w:sz w:val="28"/>
           <w:lang w:val="nl-BE"/>
         </w:rPr>
-        <w:t>eCRF Document 47: Ulcus-vervolgformulier (genezingsstatus)</w:t>
+        <w:t>eCRF Document 47: Ulcus-vervolgformulier</w:t>
       </w:r>
     </w:p>
     <w:p>
